--- a/DAY-5/Lab Exercise - Automate Terraform EC2 Deployment Using Shell Script.docx
+++ b/DAY-5/Lab Exercise - Automate Terraform EC2 Deployment Using Shell Script.docx
@@ -270,7 +270,7 @@
           <w:color w:val="000000" w:themeColor="text1"/>
         </w:rPr>
         <w:drawing>
-          <wp:inline distT="0" distB="0" distL="0" distR="0" wp14:anchorId="6B757A67" wp14:editId="13FBCF15">
+          <wp:inline distT="0" distB="0" distL="0" distR="0" wp14:anchorId="6B757A67" wp14:editId="1A1A6728">
             <wp:extent cx="2457793" cy="1400370"/>
             <wp:effectExtent l="19050" t="19050" r="19050" b="28575"/>
             <wp:docPr id="760109283" name="Picture 1" descr="A screenshot of a computer program&#10;&#10;AI-generated content may be incorrect."/>
@@ -378,6 +378,27 @@
     </w:p>
     <w:p>
       <w:pPr>
+        <w:spacing w:line="480" w:lineRule="auto"/>
+        <w:jc w:val="both"/>
+        <w:rPr>
+          <w:rFonts w:ascii="Georgia Pro" w:eastAsia="Georgia Pro" w:hAnsi="Georgia Pro" w:cs="Georgia Pro"/>
+          <w:b/>
+          <w:bCs/>
+          <w:color w:val="000000" w:themeColor="text1"/>
+        </w:rPr>
+      </w:pPr>
+      <w:r>
+        <w:rPr>
+          <w:rFonts w:ascii="Georgia Pro" w:eastAsia="Georgia Pro" w:hAnsi="Georgia Pro" w:cs="Georgia Pro"/>
+          <w:b/>
+          <w:bCs/>
+          <w:color w:val="000000" w:themeColor="text1"/>
+        </w:rPr>
+        <w:t>main.tf</w:t>
+      </w:r>
+    </w:p>
+    <w:p>
+      <w:pPr>
         <w:pBdr>
           <w:top w:val="single" w:sz="4" w:space="1" w:color="auto"/>
           <w:left w:val="single" w:sz="4" w:space="1" w:color="auto"/>
@@ -1127,6 +1148,7 @@
           <w:rFonts w:ascii="Georgia Pro" w:eastAsia="Georgia Pro" w:hAnsi="Georgia Pro" w:cs="Georgia Pro"/>
           <w:color w:val="000000" w:themeColor="text1"/>
         </w:rPr>
+        <w:lastRenderedPageBreak/>
         <w:t>}</w:t>
       </w:r>
     </w:p>
@@ -1166,7 +1188,6 @@
           <w:rFonts w:ascii="Georgia Pro" w:eastAsia="Georgia Pro" w:hAnsi="Georgia Pro" w:cs="Georgia Pro"/>
           <w:color w:val="000000" w:themeColor="text1"/>
         </w:rPr>
-        <w:lastRenderedPageBreak/>
         <w:t># Security group</w:t>
       </w:r>
     </w:p>
@@ -1231,6 +1252,28 @@
           <w:color w:val="000000" w:themeColor="text1"/>
         </w:rPr>
       </w:pPr>
+      <w:r>
+        <w:rPr>
+          <w:rFonts w:ascii="Georgia Pro" w:eastAsia="Georgia Pro" w:hAnsi="Georgia Pro" w:cs="Georgia Pro"/>
+          <w:color w:val="000000" w:themeColor="text1"/>
+        </w:rPr>
+        <w:t xml:space="preserve"> </w:t>
+      </w:r>
+      <w:r>
+        <w:rPr>
+          <w:rFonts w:ascii="Georgia Pro" w:eastAsia="Georgia Pro" w:hAnsi="Georgia Pro" w:cs="Georgia Pro"/>
+          <w:color w:val="000000" w:themeColor="text1"/>
+        </w:rPr>
+        <w:t xml:space="preserve">vpc_id = </w:t>
+      </w:r>
+      <w:r>
+        <w:rPr>
+          <w:rFonts w:ascii="Georgia Pro" w:eastAsia="Georgia Pro" w:hAnsi="Georgia Pro" w:cs="Georgia Pro"/>
+          <w:color w:val="000000" w:themeColor="text1"/>
+          <w:highlight w:val="yellow"/>
+        </w:rPr>
+        <w:t>"vpc-02c2e486ce7182b7c"</w:t>
+      </w:r>
     </w:p>
     <w:p>
       <w:pPr>
@@ -1629,7 +1672,21 @@
           <w:rFonts w:ascii="Georgia Pro" w:eastAsia="Georgia Pro" w:hAnsi="Georgia Pro" w:cs="Georgia Pro"/>
           <w:color w:val="000000" w:themeColor="text1"/>
         </w:rPr>
-        <w:t xml:space="preserve">  ami                         = "ami-0ecb62995f68bb549" # Ubuntu 22.04 (us-east-1)</w:t>
+        <w:t xml:space="preserve">  ami                         = "</w:t>
+      </w:r>
+      <w:r>
+        <w:rPr>
+          <w:rFonts w:ascii="Georgia Pro" w:eastAsia="Georgia Pro" w:hAnsi="Georgia Pro" w:cs="Georgia Pro"/>
+          <w:color w:val="000000" w:themeColor="text1"/>
+        </w:rPr>
+        <w:t>ami-0b6d9d3d33ba97d99</w:t>
+      </w:r>
+      <w:r>
+        <w:rPr>
+          <w:rFonts w:ascii="Georgia Pro" w:eastAsia="Georgia Pro" w:hAnsi="Georgia Pro" w:cs="Georgia Pro"/>
+          <w:color w:val="000000" w:themeColor="text1"/>
+        </w:rPr>
+        <w:t>" # Ubuntu 22.04 (us-east-1)</w:t>
       </w:r>
     </w:p>
     <w:p>
@@ -1676,6 +1733,74 @@
           <w:color w:val="000000" w:themeColor="text1"/>
         </w:rPr>
         <w:t xml:space="preserve">  key_name                    = aws_key_pair.generated_key.key_name</w:t>
+      </w:r>
+    </w:p>
+    <w:p>
+      <w:pPr>
+        <w:pBdr>
+          <w:top w:val="single" w:sz="4" w:space="1" w:color="auto"/>
+          <w:left w:val="single" w:sz="4" w:space="1" w:color="auto"/>
+          <w:bottom w:val="single" w:sz="4" w:space="1" w:color="auto"/>
+          <w:right w:val="single" w:sz="4" w:space="1" w:color="auto"/>
+        </w:pBdr>
+        <w:shd w:val="clear" w:color="auto" w:fill="F2F2F2" w:themeFill="background1" w:themeFillShade="F2"/>
+        <w:spacing w:after="0" w:line="360" w:lineRule="auto"/>
+        <w:rPr>
+          <w:rFonts w:ascii="Georgia Pro" w:eastAsia="Georgia Pro" w:hAnsi="Georgia Pro" w:cs="Georgia Pro"/>
+          <w:color w:val="000000" w:themeColor="text1"/>
+        </w:rPr>
+      </w:pPr>
+      <w:r>
+        <w:rPr>
+          <w:rFonts w:ascii="Georgia Pro" w:eastAsia="Georgia Pro" w:hAnsi="Georgia Pro" w:cs="Georgia Pro"/>
+          <w:color w:val="000000" w:themeColor="text1"/>
+        </w:rPr>
+        <w:t xml:space="preserve">  </w:t>
+      </w:r>
+      <w:r>
+        <w:rPr>
+          <w:rFonts w:ascii="Georgia Pro" w:eastAsia="Georgia Pro" w:hAnsi="Georgia Pro" w:cs="Georgia Pro"/>
+          <w:color w:val="000000" w:themeColor="text1"/>
+        </w:rPr>
+        <w:t xml:space="preserve">subnet_id = </w:t>
+      </w:r>
+      <w:r>
+        <w:rPr>
+          <w:rFonts w:ascii="Georgia Pro" w:eastAsia="Georgia Pro" w:hAnsi="Georgia Pro" w:cs="Georgia Pro"/>
+          <w:color w:val="000000" w:themeColor="text1"/>
+          <w:highlight w:val="yellow"/>
+        </w:rPr>
+        <w:t>"subnet-0dde2beaad047bb17"</w:t>
+      </w:r>
+    </w:p>
+    <w:p>
+      <w:pPr>
+        <w:pBdr>
+          <w:top w:val="single" w:sz="4" w:space="1" w:color="auto"/>
+          <w:left w:val="single" w:sz="4" w:space="1" w:color="auto"/>
+          <w:bottom w:val="single" w:sz="4" w:space="1" w:color="auto"/>
+          <w:right w:val="single" w:sz="4" w:space="1" w:color="auto"/>
+        </w:pBdr>
+        <w:shd w:val="clear" w:color="auto" w:fill="F2F2F2" w:themeFill="background1" w:themeFillShade="F2"/>
+        <w:spacing w:after="0" w:line="360" w:lineRule="auto"/>
+        <w:rPr>
+          <w:rFonts w:ascii="Georgia Pro" w:eastAsia="Georgia Pro" w:hAnsi="Georgia Pro" w:cs="Georgia Pro"/>
+          <w:color w:val="000000" w:themeColor="text1"/>
+        </w:rPr>
+      </w:pPr>
+      <w:r>
+        <w:rPr>
+          <w:rFonts w:ascii="Georgia Pro" w:eastAsia="Georgia Pro" w:hAnsi="Georgia Pro" w:cs="Georgia Pro"/>
+          <w:color w:val="000000" w:themeColor="text1"/>
+        </w:rPr>
+        <w:t xml:space="preserve">  </w:t>
+      </w:r>
+      <w:r>
+        <w:rPr>
+          <w:rFonts w:ascii="Georgia Pro" w:eastAsia="Georgia Pro" w:hAnsi="Georgia Pro" w:cs="Georgia Pro"/>
+          <w:color w:val="000000" w:themeColor="text1"/>
+        </w:rPr>
+        <w:t>associate_public_ip_address = true</w:t>
       </w:r>
     </w:p>
     <w:p>
@@ -1882,7 +2007,6 @@
           <w:bCs/>
           <w:color w:val="000000" w:themeColor="text1"/>
         </w:rPr>
-        <w:lastRenderedPageBreak/>
         <w:t>outputs.tf</w:t>
       </w:r>
     </w:p>
@@ -2120,9 +2244,11 @@
       <w:r>
         <w:rPr>
           <w:rFonts w:ascii="Georgia Pro" w:eastAsia="Georgia Pro" w:hAnsi="Georgia Pro" w:cs="Georgia Pro"/>
-          <w:color w:val="000000" w:themeColor="text1"/>
-        </w:rPr>
-        <w:t>Paste this:</w:t>
+          <w:b/>
+          <w:bCs/>
+          <w:color w:val="000000" w:themeColor="text1"/>
+        </w:rPr>
+        <w:t>deploy.sh</w:t>
       </w:r>
     </w:p>
     <w:p>
@@ -2365,6 +2491,7 @@
           <w:rFonts w:ascii="Georgia Pro" w:eastAsia="Georgia Pro" w:hAnsi="Georgia Pro" w:cs="Georgia Pro"/>
           <w:color w:val="000000" w:themeColor="text1"/>
         </w:rPr>
+        <w:lastRenderedPageBreak/>
         <w:t># Step 2: Validate Terraform files</w:t>
       </w:r>
     </w:p>
@@ -2413,8 +2540,511 @@
           <w:rFonts w:ascii="Georgia Pro" w:eastAsia="Georgia Pro" w:hAnsi="Georgia Pro" w:cs="Georgia Pro"/>
           <w:color w:val="000000" w:themeColor="text1"/>
         </w:rPr>
+        <w:t>terraform validate</w:t>
+      </w:r>
+    </w:p>
+    <w:p>
+      <w:pPr>
+        <w:pBdr>
+          <w:top w:val="single" w:sz="4" w:space="1" w:color="auto"/>
+          <w:left w:val="single" w:sz="4" w:space="4" w:color="auto"/>
+          <w:bottom w:val="single" w:sz="4" w:space="1" w:color="auto"/>
+          <w:right w:val="single" w:sz="4" w:space="4" w:color="auto"/>
+        </w:pBdr>
+        <w:shd w:val="clear" w:color="auto" w:fill="F2F2F2" w:themeFill="background1" w:themeFillShade="F2"/>
+        <w:spacing w:line="360" w:lineRule="auto"/>
+        <w:jc w:val="both"/>
+        <w:rPr>
+          <w:rFonts w:ascii="Georgia Pro" w:eastAsia="Georgia Pro" w:hAnsi="Georgia Pro" w:cs="Georgia Pro"/>
+          <w:color w:val="000000" w:themeColor="text1"/>
+        </w:rPr>
+      </w:pPr>
+    </w:p>
+    <w:p>
+      <w:pPr>
+        <w:pBdr>
+          <w:top w:val="single" w:sz="4" w:space="1" w:color="auto"/>
+          <w:left w:val="single" w:sz="4" w:space="4" w:color="auto"/>
+          <w:bottom w:val="single" w:sz="4" w:space="1" w:color="auto"/>
+          <w:right w:val="single" w:sz="4" w:space="4" w:color="auto"/>
+        </w:pBdr>
+        <w:shd w:val="clear" w:color="auto" w:fill="F2F2F2" w:themeFill="background1" w:themeFillShade="F2"/>
+        <w:spacing w:line="360" w:lineRule="auto"/>
+        <w:jc w:val="both"/>
+        <w:rPr>
+          <w:rFonts w:ascii="Georgia Pro" w:eastAsia="Georgia Pro" w:hAnsi="Georgia Pro" w:cs="Georgia Pro"/>
+          <w:color w:val="000000" w:themeColor="text1"/>
+        </w:rPr>
+      </w:pPr>
+      <w:r>
+        <w:rPr>
+          <w:rFonts w:ascii="Georgia Pro" w:eastAsia="Georgia Pro" w:hAnsi="Georgia Pro" w:cs="Georgia Pro"/>
+          <w:color w:val="000000" w:themeColor="text1"/>
+        </w:rPr>
+        <w:t># Step 3: Apply Terraform (Auto approve)</w:t>
+      </w:r>
+    </w:p>
+    <w:p>
+      <w:pPr>
+        <w:pBdr>
+          <w:top w:val="single" w:sz="4" w:space="1" w:color="auto"/>
+          <w:left w:val="single" w:sz="4" w:space="4" w:color="auto"/>
+          <w:bottom w:val="single" w:sz="4" w:space="1" w:color="auto"/>
+          <w:right w:val="single" w:sz="4" w:space="4" w:color="auto"/>
+        </w:pBdr>
+        <w:shd w:val="clear" w:color="auto" w:fill="F2F2F2" w:themeFill="background1" w:themeFillShade="F2"/>
+        <w:spacing w:line="360" w:lineRule="auto"/>
+        <w:jc w:val="both"/>
+        <w:rPr>
+          <w:rFonts w:ascii="Georgia Pro" w:eastAsia="Georgia Pro" w:hAnsi="Georgia Pro" w:cs="Georgia Pro"/>
+          <w:color w:val="000000" w:themeColor="text1"/>
+        </w:rPr>
+      </w:pPr>
+      <w:r>
+        <w:rPr>
+          <w:rFonts w:ascii="Georgia Pro" w:eastAsia="Georgia Pro" w:hAnsi="Georgia Pro" w:cs="Georgia Pro"/>
+          <w:color w:val="000000" w:themeColor="text1"/>
+        </w:rPr>
+        <w:t>echo "[3/5] Applying Terraform..."</w:t>
+      </w:r>
+    </w:p>
+    <w:p>
+      <w:pPr>
+        <w:pBdr>
+          <w:top w:val="single" w:sz="4" w:space="1" w:color="auto"/>
+          <w:left w:val="single" w:sz="4" w:space="4" w:color="auto"/>
+          <w:bottom w:val="single" w:sz="4" w:space="1" w:color="auto"/>
+          <w:right w:val="single" w:sz="4" w:space="4" w:color="auto"/>
+        </w:pBdr>
+        <w:shd w:val="clear" w:color="auto" w:fill="F2F2F2" w:themeFill="background1" w:themeFillShade="F2"/>
+        <w:spacing w:line="360" w:lineRule="auto"/>
+        <w:jc w:val="both"/>
+        <w:rPr>
+          <w:rFonts w:ascii="Georgia Pro" w:eastAsia="Georgia Pro" w:hAnsi="Georgia Pro" w:cs="Georgia Pro"/>
+          <w:color w:val="000000" w:themeColor="text1"/>
+        </w:rPr>
+      </w:pPr>
+      <w:r>
+        <w:rPr>
+          <w:rFonts w:ascii="Georgia Pro" w:eastAsia="Georgia Pro" w:hAnsi="Georgia Pro" w:cs="Georgia Pro"/>
+          <w:color w:val="000000" w:themeColor="text1"/>
+        </w:rPr>
+        <w:t>terraform apply -auto-approve</w:t>
+      </w:r>
+    </w:p>
+    <w:p>
+      <w:pPr>
+        <w:pBdr>
+          <w:top w:val="single" w:sz="4" w:space="1" w:color="auto"/>
+          <w:left w:val="single" w:sz="4" w:space="4" w:color="auto"/>
+          <w:bottom w:val="single" w:sz="4" w:space="1" w:color="auto"/>
+          <w:right w:val="single" w:sz="4" w:space="4" w:color="auto"/>
+        </w:pBdr>
+        <w:shd w:val="clear" w:color="auto" w:fill="F2F2F2" w:themeFill="background1" w:themeFillShade="F2"/>
+        <w:spacing w:line="360" w:lineRule="auto"/>
+        <w:jc w:val="both"/>
+        <w:rPr>
+          <w:rFonts w:ascii="Georgia Pro" w:eastAsia="Georgia Pro" w:hAnsi="Georgia Pro" w:cs="Georgia Pro"/>
+          <w:color w:val="000000" w:themeColor="text1"/>
+        </w:rPr>
+      </w:pPr>
+    </w:p>
+    <w:p>
+      <w:pPr>
+        <w:pBdr>
+          <w:top w:val="single" w:sz="4" w:space="1" w:color="auto"/>
+          <w:left w:val="single" w:sz="4" w:space="4" w:color="auto"/>
+          <w:bottom w:val="single" w:sz="4" w:space="1" w:color="auto"/>
+          <w:right w:val="single" w:sz="4" w:space="4" w:color="auto"/>
+        </w:pBdr>
+        <w:shd w:val="clear" w:color="auto" w:fill="F2F2F2" w:themeFill="background1" w:themeFillShade="F2"/>
+        <w:spacing w:line="360" w:lineRule="auto"/>
+        <w:jc w:val="both"/>
+        <w:rPr>
+          <w:rFonts w:ascii="Georgia Pro" w:eastAsia="Georgia Pro" w:hAnsi="Georgia Pro" w:cs="Georgia Pro"/>
+          <w:color w:val="000000" w:themeColor="text1"/>
+        </w:rPr>
+      </w:pPr>
+      <w:r>
+        <w:rPr>
+          <w:rFonts w:ascii="Georgia Pro" w:eastAsia="Georgia Pro" w:hAnsi="Georgia Pro" w:cs="Georgia Pro"/>
+          <w:color w:val="000000" w:themeColor="text1"/>
+        </w:rPr>
+        <w:t># Step 4: Capture outputs</w:t>
+      </w:r>
+    </w:p>
+    <w:p>
+      <w:pPr>
+        <w:pBdr>
+          <w:top w:val="single" w:sz="4" w:space="1" w:color="auto"/>
+          <w:left w:val="single" w:sz="4" w:space="4" w:color="auto"/>
+          <w:bottom w:val="single" w:sz="4" w:space="1" w:color="auto"/>
+          <w:right w:val="single" w:sz="4" w:space="4" w:color="auto"/>
+        </w:pBdr>
+        <w:shd w:val="clear" w:color="auto" w:fill="F2F2F2" w:themeFill="background1" w:themeFillShade="F2"/>
+        <w:spacing w:line="360" w:lineRule="auto"/>
+        <w:jc w:val="both"/>
+        <w:rPr>
+          <w:rFonts w:ascii="Georgia Pro" w:eastAsia="Georgia Pro" w:hAnsi="Georgia Pro" w:cs="Georgia Pro"/>
+          <w:color w:val="000000" w:themeColor="text1"/>
+        </w:rPr>
+      </w:pPr>
+      <w:r>
+        <w:rPr>
+          <w:rFonts w:ascii="Georgia Pro" w:eastAsia="Georgia Pro" w:hAnsi="Georgia Pro" w:cs="Georgia Pro"/>
+          <w:color w:val="000000" w:themeColor="text1"/>
+        </w:rPr>
+        <w:t>echo "[4/5] Fetching Terraform outputs..."</w:t>
+      </w:r>
+    </w:p>
+    <w:p>
+      <w:pPr>
+        <w:pBdr>
+          <w:top w:val="single" w:sz="4" w:space="1" w:color="auto"/>
+          <w:left w:val="single" w:sz="4" w:space="4" w:color="auto"/>
+          <w:bottom w:val="single" w:sz="4" w:space="1" w:color="auto"/>
+          <w:right w:val="single" w:sz="4" w:space="4" w:color="auto"/>
+        </w:pBdr>
+        <w:shd w:val="clear" w:color="auto" w:fill="F2F2F2" w:themeFill="background1" w:themeFillShade="F2"/>
+        <w:spacing w:line="360" w:lineRule="auto"/>
+        <w:jc w:val="both"/>
+        <w:rPr>
+          <w:rFonts w:ascii="Georgia Pro" w:eastAsia="Georgia Pro" w:hAnsi="Georgia Pro" w:cs="Georgia Pro"/>
+          <w:color w:val="000000" w:themeColor="text1"/>
+        </w:rPr>
+      </w:pPr>
+    </w:p>
+    <w:p>
+      <w:pPr>
+        <w:pBdr>
+          <w:top w:val="single" w:sz="4" w:space="1" w:color="auto"/>
+          <w:left w:val="single" w:sz="4" w:space="4" w:color="auto"/>
+          <w:bottom w:val="single" w:sz="4" w:space="1" w:color="auto"/>
+          <w:right w:val="single" w:sz="4" w:space="4" w:color="auto"/>
+        </w:pBdr>
+        <w:shd w:val="clear" w:color="auto" w:fill="F2F2F2" w:themeFill="background1" w:themeFillShade="F2"/>
+        <w:spacing w:line="360" w:lineRule="auto"/>
+        <w:jc w:val="both"/>
+        <w:rPr>
+          <w:rFonts w:ascii="Georgia Pro" w:eastAsia="Georgia Pro" w:hAnsi="Georgia Pro" w:cs="Georgia Pro"/>
+          <w:color w:val="000000" w:themeColor="text1"/>
+        </w:rPr>
+      </w:pPr>
+      <w:r>
+        <w:rPr>
+          <w:rFonts w:ascii="Georgia Pro" w:eastAsia="Georgia Pro" w:hAnsi="Georgia Pro" w:cs="Georgia Pro"/>
+          <w:color w:val="000000" w:themeColor="text1"/>
+        </w:rPr>
+        <w:t>PUBLIC_IP=$(terraform output -raw public_ip)</w:t>
+      </w:r>
+    </w:p>
+    <w:p>
+      <w:pPr>
+        <w:pBdr>
+          <w:top w:val="single" w:sz="4" w:space="1" w:color="auto"/>
+          <w:left w:val="single" w:sz="4" w:space="4" w:color="auto"/>
+          <w:bottom w:val="single" w:sz="4" w:space="1" w:color="auto"/>
+          <w:right w:val="single" w:sz="4" w:space="4" w:color="auto"/>
+        </w:pBdr>
+        <w:shd w:val="clear" w:color="auto" w:fill="F2F2F2" w:themeFill="background1" w:themeFillShade="F2"/>
+        <w:spacing w:line="360" w:lineRule="auto"/>
+        <w:jc w:val="both"/>
+        <w:rPr>
+          <w:rFonts w:ascii="Georgia Pro" w:eastAsia="Georgia Pro" w:hAnsi="Georgia Pro" w:cs="Georgia Pro"/>
+          <w:color w:val="000000" w:themeColor="text1"/>
+        </w:rPr>
+      </w:pPr>
+      <w:r>
+        <w:rPr>
+          <w:rFonts w:ascii="Georgia Pro" w:eastAsia="Georgia Pro" w:hAnsi="Georgia Pro" w:cs="Georgia Pro"/>
+          <w:color w:val="000000" w:themeColor="text1"/>
+        </w:rPr>
+        <w:t>KEY_FILE=$(terraform output -raw private_key_file)</w:t>
+      </w:r>
+    </w:p>
+    <w:p>
+      <w:pPr>
+        <w:pBdr>
+          <w:top w:val="single" w:sz="4" w:space="1" w:color="auto"/>
+          <w:left w:val="single" w:sz="4" w:space="4" w:color="auto"/>
+          <w:bottom w:val="single" w:sz="4" w:space="1" w:color="auto"/>
+          <w:right w:val="single" w:sz="4" w:space="4" w:color="auto"/>
+        </w:pBdr>
+        <w:shd w:val="clear" w:color="auto" w:fill="F2F2F2" w:themeFill="background1" w:themeFillShade="F2"/>
+        <w:spacing w:line="360" w:lineRule="auto"/>
+        <w:jc w:val="both"/>
+        <w:rPr>
+          <w:rFonts w:ascii="Georgia Pro" w:eastAsia="Georgia Pro" w:hAnsi="Georgia Pro" w:cs="Georgia Pro"/>
+          <w:color w:val="000000" w:themeColor="text1"/>
+        </w:rPr>
+      </w:pPr>
+    </w:p>
+    <w:p>
+      <w:pPr>
+        <w:pBdr>
+          <w:top w:val="single" w:sz="4" w:space="1" w:color="auto"/>
+          <w:left w:val="single" w:sz="4" w:space="4" w:color="auto"/>
+          <w:bottom w:val="single" w:sz="4" w:space="1" w:color="auto"/>
+          <w:right w:val="single" w:sz="4" w:space="4" w:color="auto"/>
+        </w:pBdr>
+        <w:shd w:val="clear" w:color="auto" w:fill="F2F2F2" w:themeFill="background1" w:themeFillShade="F2"/>
+        <w:spacing w:line="360" w:lineRule="auto"/>
+        <w:jc w:val="both"/>
+        <w:rPr>
+          <w:rFonts w:ascii="Georgia Pro" w:eastAsia="Georgia Pro" w:hAnsi="Georgia Pro" w:cs="Georgia Pro"/>
+          <w:color w:val="000000" w:themeColor="text1"/>
+        </w:rPr>
+      </w:pPr>
+      <w:r>
+        <w:rPr>
+          <w:rFonts w:ascii="Georgia Pro" w:eastAsia="Georgia Pro" w:hAnsi="Georgia Pro" w:cs="Georgia Pro"/>
+          <w:color w:val="000000" w:themeColor="text1"/>
+        </w:rPr>
+        <w:t>echo "Public IP: $PUBLIC_IP"</w:t>
+      </w:r>
+    </w:p>
+    <w:p>
+      <w:pPr>
+        <w:pBdr>
+          <w:top w:val="single" w:sz="4" w:space="1" w:color="auto"/>
+          <w:left w:val="single" w:sz="4" w:space="4" w:color="auto"/>
+          <w:bottom w:val="single" w:sz="4" w:space="1" w:color="auto"/>
+          <w:right w:val="single" w:sz="4" w:space="4" w:color="auto"/>
+        </w:pBdr>
+        <w:shd w:val="clear" w:color="auto" w:fill="F2F2F2" w:themeFill="background1" w:themeFillShade="F2"/>
+        <w:spacing w:line="360" w:lineRule="auto"/>
+        <w:jc w:val="both"/>
+        <w:rPr>
+          <w:rFonts w:ascii="Georgia Pro" w:eastAsia="Georgia Pro" w:hAnsi="Georgia Pro" w:cs="Georgia Pro"/>
+          <w:color w:val="000000" w:themeColor="text1"/>
+        </w:rPr>
+      </w:pPr>
+      <w:r>
+        <w:rPr>
+          <w:rFonts w:ascii="Georgia Pro" w:eastAsia="Georgia Pro" w:hAnsi="Georgia Pro" w:cs="Georgia Pro"/>
+          <w:color w:val="000000" w:themeColor="text1"/>
+        </w:rPr>
+        <w:t>echo "Private key downloaded at: $KEY_FILE"</w:t>
+      </w:r>
+    </w:p>
+    <w:p>
+      <w:pPr>
+        <w:pBdr>
+          <w:top w:val="single" w:sz="4" w:space="1" w:color="auto"/>
+          <w:left w:val="single" w:sz="4" w:space="4" w:color="auto"/>
+          <w:bottom w:val="single" w:sz="4" w:space="1" w:color="auto"/>
+          <w:right w:val="single" w:sz="4" w:space="4" w:color="auto"/>
+        </w:pBdr>
+        <w:shd w:val="clear" w:color="auto" w:fill="F2F2F2" w:themeFill="background1" w:themeFillShade="F2"/>
+        <w:spacing w:line="360" w:lineRule="auto"/>
+        <w:jc w:val="both"/>
+        <w:rPr>
+          <w:rFonts w:ascii="Georgia Pro" w:eastAsia="Georgia Pro" w:hAnsi="Georgia Pro" w:cs="Georgia Pro"/>
+          <w:color w:val="000000" w:themeColor="text1"/>
+        </w:rPr>
+      </w:pPr>
+    </w:p>
+    <w:p>
+      <w:pPr>
+        <w:pBdr>
+          <w:top w:val="single" w:sz="4" w:space="1" w:color="auto"/>
+          <w:left w:val="single" w:sz="4" w:space="4" w:color="auto"/>
+          <w:bottom w:val="single" w:sz="4" w:space="1" w:color="auto"/>
+          <w:right w:val="single" w:sz="4" w:space="4" w:color="auto"/>
+        </w:pBdr>
+        <w:shd w:val="clear" w:color="auto" w:fill="F2F2F2" w:themeFill="background1" w:themeFillShade="F2"/>
+        <w:spacing w:line="360" w:lineRule="auto"/>
+        <w:jc w:val="both"/>
+        <w:rPr>
+          <w:rFonts w:ascii="Georgia Pro" w:eastAsia="Georgia Pro" w:hAnsi="Georgia Pro" w:cs="Georgia Pro"/>
+          <w:color w:val="000000" w:themeColor="text1"/>
+        </w:rPr>
+      </w:pPr>
+      <w:r>
+        <w:rPr>
+          <w:rFonts w:ascii="Georgia Pro" w:eastAsia="Georgia Pro" w:hAnsi="Georgia Pro" w:cs="Georgia Pro"/>
+          <w:color w:val="000000" w:themeColor="text1"/>
+        </w:rPr>
+        <w:t># Step 5: Change key permission (optional safety)</w:t>
+      </w:r>
+    </w:p>
+    <w:p>
+      <w:pPr>
+        <w:pBdr>
+          <w:top w:val="single" w:sz="4" w:space="1" w:color="auto"/>
+          <w:left w:val="single" w:sz="4" w:space="4" w:color="auto"/>
+          <w:bottom w:val="single" w:sz="4" w:space="1" w:color="auto"/>
+          <w:right w:val="single" w:sz="4" w:space="4" w:color="auto"/>
+        </w:pBdr>
+        <w:shd w:val="clear" w:color="auto" w:fill="F2F2F2" w:themeFill="background1" w:themeFillShade="F2"/>
+        <w:spacing w:line="360" w:lineRule="auto"/>
+        <w:jc w:val="both"/>
+        <w:rPr>
+          <w:rFonts w:ascii="Georgia Pro" w:eastAsia="Georgia Pro" w:hAnsi="Georgia Pro" w:cs="Georgia Pro"/>
+          <w:color w:val="000000" w:themeColor="text1"/>
+        </w:rPr>
+      </w:pPr>
+      <w:r>
+        <w:rPr>
+          <w:rFonts w:ascii="Georgia Pro" w:eastAsia="Georgia Pro" w:hAnsi="Georgia Pro" w:cs="Georgia Pro"/>
+          <w:color w:val="000000" w:themeColor="text1"/>
+        </w:rPr>
+        <w:t>chmod 400 $KEY_FILE</w:t>
+      </w:r>
+    </w:p>
+    <w:p>
+      <w:pPr>
+        <w:pBdr>
+          <w:top w:val="single" w:sz="4" w:space="1" w:color="auto"/>
+          <w:left w:val="single" w:sz="4" w:space="4" w:color="auto"/>
+          <w:bottom w:val="single" w:sz="4" w:space="1" w:color="auto"/>
+          <w:right w:val="single" w:sz="4" w:space="4" w:color="auto"/>
+        </w:pBdr>
+        <w:shd w:val="clear" w:color="auto" w:fill="F2F2F2" w:themeFill="background1" w:themeFillShade="F2"/>
+        <w:spacing w:line="360" w:lineRule="auto"/>
+        <w:jc w:val="both"/>
+        <w:rPr>
+          <w:rFonts w:ascii="Georgia Pro" w:eastAsia="Georgia Pro" w:hAnsi="Georgia Pro" w:cs="Georgia Pro"/>
+          <w:color w:val="000000" w:themeColor="text1"/>
+        </w:rPr>
+      </w:pPr>
+    </w:p>
+    <w:p>
+      <w:pPr>
+        <w:pBdr>
+          <w:top w:val="single" w:sz="4" w:space="1" w:color="auto"/>
+          <w:left w:val="single" w:sz="4" w:space="4" w:color="auto"/>
+          <w:bottom w:val="single" w:sz="4" w:space="1" w:color="auto"/>
+          <w:right w:val="single" w:sz="4" w:space="4" w:color="auto"/>
+        </w:pBdr>
+        <w:shd w:val="clear" w:color="auto" w:fill="F2F2F2" w:themeFill="background1" w:themeFillShade="F2"/>
+        <w:spacing w:line="360" w:lineRule="auto"/>
+        <w:jc w:val="both"/>
+        <w:rPr>
+          <w:rFonts w:ascii="Georgia Pro" w:eastAsia="Georgia Pro" w:hAnsi="Georgia Pro" w:cs="Georgia Pro"/>
+          <w:color w:val="000000" w:themeColor="text1"/>
+        </w:rPr>
+      </w:pPr>
+      <w:r>
+        <w:rPr>
+          <w:rFonts w:ascii="Georgia Pro" w:eastAsia="Georgia Pro" w:hAnsi="Georgia Pro" w:cs="Georgia Pro"/>
+          <w:color w:val="000000" w:themeColor="text1"/>
+        </w:rPr>
+        <w:t>echo "============================="</w:t>
+      </w:r>
+    </w:p>
+    <w:p>
+      <w:pPr>
+        <w:pBdr>
+          <w:top w:val="single" w:sz="4" w:space="1" w:color="auto"/>
+          <w:left w:val="single" w:sz="4" w:space="4" w:color="auto"/>
+          <w:bottom w:val="single" w:sz="4" w:space="1" w:color="auto"/>
+          <w:right w:val="single" w:sz="4" w:space="4" w:color="auto"/>
+        </w:pBdr>
+        <w:shd w:val="clear" w:color="auto" w:fill="F2F2F2" w:themeFill="background1" w:themeFillShade="F2"/>
+        <w:spacing w:line="360" w:lineRule="auto"/>
+        <w:jc w:val="both"/>
+        <w:rPr>
+          <w:rFonts w:ascii="Georgia Pro" w:eastAsia="Georgia Pro" w:hAnsi="Georgia Pro" w:cs="Georgia Pro"/>
+          <w:color w:val="000000" w:themeColor="text1"/>
+        </w:rPr>
+      </w:pPr>
+      <w:r>
+        <w:rPr>
+          <w:rFonts w:ascii="Georgia Pro" w:eastAsia="Georgia Pro" w:hAnsi="Georgia Pro" w:cs="Georgia Pro"/>
+          <w:color w:val="000000" w:themeColor="text1"/>
+        </w:rPr>
+        <w:t>echo " Deployment Complete!"</w:t>
+      </w:r>
+    </w:p>
+    <w:p>
+      <w:pPr>
+        <w:pBdr>
+          <w:top w:val="single" w:sz="4" w:space="1" w:color="auto"/>
+          <w:left w:val="single" w:sz="4" w:space="4" w:color="auto"/>
+          <w:bottom w:val="single" w:sz="4" w:space="1" w:color="auto"/>
+          <w:right w:val="single" w:sz="4" w:space="4" w:color="auto"/>
+        </w:pBdr>
+        <w:shd w:val="clear" w:color="auto" w:fill="F2F2F2" w:themeFill="background1" w:themeFillShade="F2"/>
+        <w:spacing w:line="360" w:lineRule="auto"/>
+        <w:jc w:val="both"/>
+        <w:rPr>
+          <w:rFonts w:ascii="Georgia Pro" w:eastAsia="Georgia Pro" w:hAnsi="Georgia Pro" w:cs="Georgia Pro"/>
+          <w:color w:val="000000" w:themeColor="text1"/>
+        </w:rPr>
+      </w:pPr>
+      <w:r>
+        <w:rPr>
+          <w:rFonts w:ascii="Georgia Pro" w:eastAsia="Georgia Pro" w:hAnsi="Georgia Pro" w:cs="Georgia Pro"/>
+          <w:color w:val="000000" w:themeColor="text1"/>
+        </w:rPr>
+        <w:t>echo "============================="</w:t>
+      </w:r>
+    </w:p>
+    <w:p>
+      <w:pPr>
+        <w:pBdr>
+          <w:top w:val="single" w:sz="4" w:space="1" w:color="auto"/>
+          <w:left w:val="single" w:sz="4" w:space="4" w:color="auto"/>
+          <w:bottom w:val="single" w:sz="4" w:space="1" w:color="auto"/>
+          <w:right w:val="single" w:sz="4" w:space="4" w:color="auto"/>
+        </w:pBdr>
+        <w:shd w:val="clear" w:color="auto" w:fill="F2F2F2" w:themeFill="background1" w:themeFillShade="F2"/>
+        <w:spacing w:line="360" w:lineRule="auto"/>
+        <w:jc w:val="both"/>
+        <w:rPr>
+          <w:rFonts w:ascii="Georgia Pro" w:eastAsia="Georgia Pro" w:hAnsi="Georgia Pro" w:cs="Georgia Pro"/>
+          <w:color w:val="000000" w:themeColor="text1"/>
+        </w:rPr>
+      </w:pPr>
+    </w:p>
+    <w:p>
+      <w:pPr>
+        <w:pBdr>
+          <w:top w:val="single" w:sz="4" w:space="1" w:color="auto"/>
+          <w:left w:val="single" w:sz="4" w:space="4" w:color="auto"/>
+          <w:bottom w:val="single" w:sz="4" w:space="1" w:color="auto"/>
+          <w:right w:val="single" w:sz="4" w:space="4" w:color="auto"/>
+        </w:pBdr>
+        <w:shd w:val="clear" w:color="auto" w:fill="F2F2F2" w:themeFill="background1" w:themeFillShade="F2"/>
+        <w:spacing w:line="360" w:lineRule="auto"/>
+        <w:jc w:val="both"/>
+        <w:rPr>
+          <w:rFonts w:ascii="Georgia Pro" w:eastAsia="Georgia Pro" w:hAnsi="Georgia Pro" w:cs="Georgia Pro"/>
+          <w:color w:val="000000" w:themeColor="text1"/>
+        </w:rPr>
+      </w:pPr>
+      <w:r>
+        <w:rPr>
+          <w:rFonts w:ascii="Georgia Pro" w:eastAsia="Georgia Pro" w:hAnsi="Georgia Pro" w:cs="Georgia Pro"/>
+          <w:color w:val="000000" w:themeColor="text1"/>
+        </w:rPr>
+        <w:t>echo " You can now connect via:"</w:t>
+      </w:r>
+    </w:p>
+    <w:p>
+      <w:pPr>
+        <w:pBdr>
+          <w:top w:val="single" w:sz="4" w:space="1" w:color="auto"/>
+          <w:left w:val="single" w:sz="4" w:space="4" w:color="auto"/>
+          <w:bottom w:val="single" w:sz="4" w:space="1" w:color="auto"/>
+          <w:right w:val="single" w:sz="4" w:space="4" w:color="auto"/>
+        </w:pBdr>
+        <w:shd w:val="clear" w:color="auto" w:fill="F2F2F2" w:themeFill="background1" w:themeFillShade="F2"/>
+        <w:spacing w:line="360" w:lineRule="auto"/>
+        <w:jc w:val="both"/>
+        <w:rPr>
+          <w:rFonts w:ascii="Georgia Pro" w:eastAsia="Georgia Pro" w:hAnsi="Georgia Pro" w:cs="Georgia Pro"/>
+          <w:color w:val="000000" w:themeColor="text1"/>
+        </w:rPr>
+      </w:pPr>
+      <w:r>
+        <w:rPr>
+          <w:rFonts w:ascii="Georgia Pro" w:eastAsia="Georgia Pro" w:hAnsi="Georgia Pro" w:cs="Georgia Pro"/>
+          <w:color w:val="000000" w:themeColor="text1"/>
+        </w:rPr>
         <w:lastRenderedPageBreak/>
-        <w:t>terraform validate</w:t>
+        <w:t>echo " ssh -i $KEY_FILE ubuntu@$PUBLIC_IP"</w:t>
       </w:r>
     </w:p>
     <w:p>
@@ -2433,372 +3063,6 @@
           <w:color w:val="000000" w:themeColor="text1"/>
         </w:rPr>
       </w:pPr>
-    </w:p>
-    <w:p>
-      <w:pPr>
-        <w:pBdr>
-          <w:top w:val="single" w:sz="4" w:space="1" w:color="auto"/>
-          <w:left w:val="single" w:sz="4" w:space="4" w:color="auto"/>
-          <w:bottom w:val="single" w:sz="4" w:space="1" w:color="auto"/>
-          <w:right w:val="single" w:sz="4" w:space="4" w:color="auto"/>
-        </w:pBdr>
-        <w:shd w:val="clear" w:color="auto" w:fill="F2F2F2" w:themeFill="background1" w:themeFillShade="F2"/>
-        <w:spacing w:line="360" w:lineRule="auto"/>
-        <w:jc w:val="both"/>
-        <w:rPr>
-          <w:rFonts w:ascii="Georgia Pro" w:eastAsia="Georgia Pro" w:hAnsi="Georgia Pro" w:cs="Georgia Pro"/>
-          <w:color w:val="000000" w:themeColor="text1"/>
-        </w:rPr>
-      </w:pPr>
-      <w:r>
-        <w:rPr>
-          <w:rFonts w:ascii="Georgia Pro" w:eastAsia="Georgia Pro" w:hAnsi="Georgia Pro" w:cs="Georgia Pro"/>
-          <w:color w:val="000000" w:themeColor="text1"/>
-        </w:rPr>
-        <w:t># Step 3: Apply Terraform (Auto approve)</w:t>
-      </w:r>
-    </w:p>
-    <w:p>
-      <w:pPr>
-        <w:pBdr>
-          <w:top w:val="single" w:sz="4" w:space="1" w:color="auto"/>
-          <w:left w:val="single" w:sz="4" w:space="4" w:color="auto"/>
-          <w:bottom w:val="single" w:sz="4" w:space="1" w:color="auto"/>
-          <w:right w:val="single" w:sz="4" w:space="4" w:color="auto"/>
-        </w:pBdr>
-        <w:shd w:val="clear" w:color="auto" w:fill="F2F2F2" w:themeFill="background1" w:themeFillShade="F2"/>
-        <w:spacing w:line="360" w:lineRule="auto"/>
-        <w:jc w:val="both"/>
-        <w:rPr>
-          <w:rFonts w:ascii="Georgia Pro" w:eastAsia="Georgia Pro" w:hAnsi="Georgia Pro" w:cs="Georgia Pro"/>
-          <w:color w:val="000000" w:themeColor="text1"/>
-        </w:rPr>
-      </w:pPr>
-      <w:r>
-        <w:rPr>
-          <w:rFonts w:ascii="Georgia Pro" w:eastAsia="Georgia Pro" w:hAnsi="Georgia Pro" w:cs="Georgia Pro"/>
-          <w:color w:val="000000" w:themeColor="text1"/>
-        </w:rPr>
-        <w:t>echo "[3/5] Applying Terraform..."</w:t>
-      </w:r>
-    </w:p>
-    <w:p>
-      <w:pPr>
-        <w:pBdr>
-          <w:top w:val="single" w:sz="4" w:space="1" w:color="auto"/>
-          <w:left w:val="single" w:sz="4" w:space="4" w:color="auto"/>
-          <w:bottom w:val="single" w:sz="4" w:space="1" w:color="auto"/>
-          <w:right w:val="single" w:sz="4" w:space="4" w:color="auto"/>
-        </w:pBdr>
-        <w:shd w:val="clear" w:color="auto" w:fill="F2F2F2" w:themeFill="background1" w:themeFillShade="F2"/>
-        <w:spacing w:line="360" w:lineRule="auto"/>
-        <w:jc w:val="both"/>
-        <w:rPr>
-          <w:rFonts w:ascii="Georgia Pro" w:eastAsia="Georgia Pro" w:hAnsi="Georgia Pro" w:cs="Georgia Pro"/>
-          <w:color w:val="000000" w:themeColor="text1"/>
-        </w:rPr>
-      </w:pPr>
-      <w:r>
-        <w:rPr>
-          <w:rFonts w:ascii="Georgia Pro" w:eastAsia="Georgia Pro" w:hAnsi="Georgia Pro" w:cs="Georgia Pro"/>
-          <w:color w:val="000000" w:themeColor="text1"/>
-        </w:rPr>
-        <w:t>terraform apply -auto-approve</w:t>
-      </w:r>
-    </w:p>
-    <w:p>
-      <w:pPr>
-        <w:pBdr>
-          <w:top w:val="single" w:sz="4" w:space="1" w:color="auto"/>
-          <w:left w:val="single" w:sz="4" w:space="4" w:color="auto"/>
-          <w:bottom w:val="single" w:sz="4" w:space="1" w:color="auto"/>
-          <w:right w:val="single" w:sz="4" w:space="4" w:color="auto"/>
-        </w:pBdr>
-        <w:shd w:val="clear" w:color="auto" w:fill="F2F2F2" w:themeFill="background1" w:themeFillShade="F2"/>
-        <w:spacing w:line="360" w:lineRule="auto"/>
-        <w:jc w:val="both"/>
-        <w:rPr>
-          <w:rFonts w:ascii="Georgia Pro" w:eastAsia="Georgia Pro" w:hAnsi="Georgia Pro" w:cs="Georgia Pro"/>
-          <w:color w:val="000000" w:themeColor="text1"/>
-        </w:rPr>
-      </w:pPr>
-    </w:p>
-    <w:p>
-      <w:pPr>
-        <w:pBdr>
-          <w:top w:val="single" w:sz="4" w:space="1" w:color="auto"/>
-          <w:left w:val="single" w:sz="4" w:space="4" w:color="auto"/>
-          <w:bottom w:val="single" w:sz="4" w:space="1" w:color="auto"/>
-          <w:right w:val="single" w:sz="4" w:space="4" w:color="auto"/>
-        </w:pBdr>
-        <w:shd w:val="clear" w:color="auto" w:fill="F2F2F2" w:themeFill="background1" w:themeFillShade="F2"/>
-        <w:spacing w:line="360" w:lineRule="auto"/>
-        <w:jc w:val="both"/>
-        <w:rPr>
-          <w:rFonts w:ascii="Georgia Pro" w:eastAsia="Georgia Pro" w:hAnsi="Georgia Pro" w:cs="Georgia Pro"/>
-          <w:color w:val="000000" w:themeColor="text1"/>
-        </w:rPr>
-      </w:pPr>
-      <w:r>
-        <w:rPr>
-          <w:rFonts w:ascii="Georgia Pro" w:eastAsia="Georgia Pro" w:hAnsi="Georgia Pro" w:cs="Georgia Pro"/>
-          <w:color w:val="000000" w:themeColor="text1"/>
-        </w:rPr>
-        <w:t># Step 4: Capture outputs</w:t>
-      </w:r>
-    </w:p>
-    <w:p>
-      <w:pPr>
-        <w:pBdr>
-          <w:top w:val="single" w:sz="4" w:space="1" w:color="auto"/>
-          <w:left w:val="single" w:sz="4" w:space="4" w:color="auto"/>
-          <w:bottom w:val="single" w:sz="4" w:space="1" w:color="auto"/>
-          <w:right w:val="single" w:sz="4" w:space="4" w:color="auto"/>
-        </w:pBdr>
-        <w:shd w:val="clear" w:color="auto" w:fill="F2F2F2" w:themeFill="background1" w:themeFillShade="F2"/>
-        <w:spacing w:line="360" w:lineRule="auto"/>
-        <w:jc w:val="both"/>
-        <w:rPr>
-          <w:rFonts w:ascii="Georgia Pro" w:eastAsia="Georgia Pro" w:hAnsi="Georgia Pro" w:cs="Georgia Pro"/>
-          <w:color w:val="000000" w:themeColor="text1"/>
-        </w:rPr>
-      </w:pPr>
-      <w:r>
-        <w:rPr>
-          <w:rFonts w:ascii="Georgia Pro" w:eastAsia="Georgia Pro" w:hAnsi="Georgia Pro" w:cs="Georgia Pro"/>
-          <w:color w:val="000000" w:themeColor="text1"/>
-        </w:rPr>
-        <w:t>echo "[4/5] Fetching Terraform outputs..."</w:t>
-      </w:r>
-    </w:p>
-    <w:p>
-      <w:pPr>
-        <w:pBdr>
-          <w:top w:val="single" w:sz="4" w:space="1" w:color="auto"/>
-          <w:left w:val="single" w:sz="4" w:space="4" w:color="auto"/>
-          <w:bottom w:val="single" w:sz="4" w:space="1" w:color="auto"/>
-          <w:right w:val="single" w:sz="4" w:space="4" w:color="auto"/>
-        </w:pBdr>
-        <w:shd w:val="clear" w:color="auto" w:fill="F2F2F2" w:themeFill="background1" w:themeFillShade="F2"/>
-        <w:spacing w:line="360" w:lineRule="auto"/>
-        <w:jc w:val="both"/>
-        <w:rPr>
-          <w:rFonts w:ascii="Georgia Pro" w:eastAsia="Georgia Pro" w:hAnsi="Georgia Pro" w:cs="Georgia Pro"/>
-          <w:color w:val="000000" w:themeColor="text1"/>
-        </w:rPr>
-      </w:pPr>
-    </w:p>
-    <w:p>
-      <w:pPr>
-        <w:pBdr>
-          <w:top w:val="single" w:sz="4" w:space="1" w:color="auto"/>
-          <w:left w:val="single" w:sz="4" w:space="4" w:color="auto"/>
-          <w:bottom w:val="single" w:sz="4" w:space="1" w:color="auto"/>
-          <w:right w:val="single" w:sz="4" w:space="4" w:color="auto"/>
-        </w:pBdr>
-        <w:shd w:val="clear" w:color="auto" w:fill="F2F2F2" w:themeFill="background1" w:themeFillShade="F2"/>
-        <w:spacing w:line="360" w:lineRule="auto"/>
-        <w:jc w:val="both"/>
-        <w:rPr>
-          <w:rFonts w:ascii="Georgia Pro" w:eastAsia="Georgia Pro" w:hAnsi="Georgia Pro" w:cs="Georgia Pro"/>
-          <w:color w:val="000000" w:themeColor="text1"/>
-        </w:rPr>
-      </w:pPr>
-      <w:r>
-        <w:rPr>
-          <w:rFonts w:ascii="Georgia Pro" w:eastAsia="Georgia Pro" w:hAnsi="Georgia Pro" w:cs="Georgia Pro"/>
-          <w:color w:val="000000" w:themeColor="text1"/>
-        </w:rPr>
-        <w:t>PUBLIC_IP=$(terraform output -raw public_ip)</w:t>
-      </w:r>
-    </w:p>
-    <w:p>
-      <w:pPr>
-        <w:pBdr>
-          <w:top w:val="single" w:sz="4" w:space="1" w:color="auto"/>
-          <w:left w:val="single" w:sz="4" w:space="4" w:color="auto"/>
-          <w:bottom w:val="single" w:sz="4" w:space="1" w:color="auto"/>
-          <w:right w:val="single" w:sz="4" w:space="4" w:color="auto"/>
-        </w:pBdr>
-        <w:shd w:val="clear" w:color="auto" w:fill="F2F2F2" w:themeFill="background1" w:themeFillShade="F2"/>
-        <w:spacing w:line="360" w:lineRule="auto"/>
-        <w:jc w:val="both"/>
-        <w:rPr>
-          <w:rFonts w:ascii="Georgia Pro" w:eastAsia="Georgia Pro" w:hAnsi="Georgia Pro" w:cs="Georgia Pro"/>
-          <w:color w:val="000000" w:themeColor="text1"/>
-        </w:rPr>
-      </w:pPr>
-      <w:r>
-        <w:rPr>
-          <w:rFonts w:ascii="Georgia Pro" w:eastAsia="Georgia Pro" w:hAnsi="Georgia Pro" w:cs="Georgia Pro"/>
-          <w:color w:val="000000" w:themeColor="text1"/>
-        </w:rPr>
-        <w:t>KEY_FILE=$(terraform output -raw private_key_file)</w:t>
-      </w:r>
-    </w:p>
-    <w:p>
-      <w:pPr>
-        <w:pBdr>
-          <w:top w:val="single" w:sz="4" w:space="1" w:color="auto"/>
-          <w:left w:val="single" w:sz="4" w:space="4" w:color="auto"/>
-          <w:bottom w:val="single" w:sz="4" w:space="1" w:color="auto"/>
-          <w:right w:val="single" w:sz="4" w:space="4" w:color="auto"/>
-        </w:pBdr>
-        <w:shd w:val="clear" w:color="auto" w:fill="F2F2F2" w:themeFill="background1" w:themeFillShade="F2"/>
-        <w:spacing w:line="360" w:lineRule="auto"/>
-        <w:jc w:val="both"/>
-        <w:rPr>
-          <w:rFonts w:ascii="Georgia Pro" w:eastAsia="Georgia Pro" w:hAnsi="Georgia Pro" w:cs="Georgia Pro"/>
-          <w:color w:val="000000" w:themeColor="text1"/>
-        </w:rPr>
-      </w:pPr>
-    </w:p>
-    <w:p>
-      <w:pPr>
-        <w:pBdr>
-          <w:top w:val="single" w:sz="4" w:space="1" w:color="auto"/>
-          <w:left w:val="single" w:sz="4" w:space="4" w:color="auto"/>
-          <w:bottom w:val="single" w:sz="4" w:space="1" w:color="auto"/>
-          <w:right w:val="single" w:sz="4" w:space="4" w:color="auto"/>
-        </w:pBdr>
-        <w:shd w:val="clear" w:color="auto" w:fill="F2F2F2" w:themeFill="background1" w:themeFillShade="F2"/>
-        <w:spacing w:line="360" w:lineRule="auto"/>
-        <w:jc w:val="both"/>
-        <w:rPr>
-          <w:rFonts w:ascii="Georgia Pro" w:eastAsia="Georgia Pro" w:hAnsi="Georgia Pro" w:cs="Georgia Pro"/>
-          <w:color w:val="000000" w:themeColor="text1"/>
-        </w:rPr>
-      </w:pPr>
-      <w:r>
-        <w:rPr>
-          <w:rFonts w:ascii="Georgia Pro" w:eastAsia="Georgia Pro" w:hAnsi="Georgia Pro" w:cs="Georgia Pro"/>
-          <w:color w:val="000000" w:themeColor="text1"/>
-        </w:rPr>
-        <w:t>echo "Public IP: $PUBLIC_IP"</w:t>
-      </w:r>
-    </w:p>
-    <w:p>
-      <w:pPr>
-        <w:pBdr>
-          <w:top w:val="single" w:sz="4" w:space="1" w:color="auto"/>
-          <w:left w:val="single" w:sz="4" w:space="4" w:color="auto"/>
-          <w:bottom w:val="single" w:sz="4" w:space="1" w:color="auto"/>
-          <w:right w:val="single" w:sz="4" w:space="4" w:color="auto"/>
-        </w:pBdr>
-        <w:shd w:val="clear" w:color="auto" w:fill="F2F2F2" w:themeFill="background1" w:themeFillShade="F2"/>
-        <w:spacing w:line="360" w:lineRule="auto"/>
-        <w:jc w:val="both"/>
-        <w:rPr>
-          <w:rFonts w:ascii="Georgia Pro" w:eastAsia="Georgia Pro" w:hAnsi="Georgia Pro" w:cs="Georgia Pro"/>
-          <w:color w:val="000000" w:themeColor="text1"/>
-        </w:rPr>
-      </w:pPr>
-      <w:r>
-        <w:rPr>
-          <w:rFonts w:ascii="Georgia Pro" w:eastAsia="Georgia Pro" w:hAnsi="Georgia Pro" w:cs="Georgia Pro"/>
-          <w:color w:val="000000" w:themeColor="text1"/>
-        </w:rPr>
-        <w:t>echo "Private key downloaded at: $KEY_FILE"</w:t>
-      </w:r>
-    </w:p>
-    <w:p>
-      <w:pPr>
-        <w:pBdr>
-          <w:top w:val="single" w:sz="4" w:space="1" w:color="auto"/>
-          <w:left w:val="single" w:sz="4" w:space="4" w:color="auto"/>
-          <w:bottom w:val="single" w:sz="4" w:space="1" w:color="auto"/>
-          <w:right w:val="single" w:sz="4" w:space="4" w:color="auto"/>
-        </w:pBdr>
-        <w:shd w:val="clear" w:color="auto" w:fill="F2F2F2" w:themeFill="background1" w:themeFillShade="F2"/>
-        <w:spacing w:line="360" w:lineRule="auto"/>
-        <w:jc w:val="both"/>
-        <w:rPr>
-          <w:rFonts w:ascii="Georgia Pro" w:eastAsia="Georgia Pro" w:hAnsi="Georgia Pro" w:cs="Georgia Pro"/>
-          <w:color w:val="000000" w:themeColor="text1"/>
-        </w:rPr>
-      </w:pPr>
-    </w:p>
-    <w:p>
-      <w:pPr>
-        <w:pBdr>
-          <w:top w:val="single" w:sz="4" w:space="1" w:color="auto"/>
-          <w:left w:val="single" w:sz="4" w:space="4" w:color="auto"/>
-          <w:bottom w:val="single" w:sz="4" w:space="1" w:color="auto"/>
-          <w:right w:val="single" w:sz="4" w:space="4" w:color="auto"/>
-        </w:pBdr>
-        <w:shd w:val="clear" w:color="auto" w:fill="F2F2F2" w:themeFill="background1" w:themeFillShade="F2"/>
-        <w:spacing w:line="360" w:lineRule="auto"/>
-        <w:jc w:val="both"/>
-        <w:rPr>
-          <w:rFonts w:ascii="Georgia Pro" w:eastAsia="Georgia Pro" w:hAnsi="Georgia Pro" w:cs="Georgia Pro"/>
-          <w:color w:val="000000" w:themeColor="text1"/>
-        </w:rPr>
-      </w:pPr>
-      <w:r>
-        <w:rPr>
-          <w:rFonts w:ascii="Georgia Pro" w:eastAsia="Georgia Pro" w:hAnsi="Georgia Pro" w:cs="Georgia Pro"/>
-          <w:color w:val="000000" w:themeColor="text1"/>
-        </w:rPr>
-        <w:t># Step 5: Change key permission (optional safety)</w:t>
-      </w:r>
-    </w:p>
-    <w:p>
-      <w:pPr>
-        <w:pBdr>
-          <w:top w:val="single" w:sz="4" w:space="1" w:color="auto"/>
-          <w:left w:val="single" w:sz="4" w:space="4" w:color="auto"/>
-          <w:bottom w:val="single" w:sz="4" w:space="1" w:color="auto"/>
-          <w:right w:val="single" w:sz="4" w:space="4" w:color="auto"/>
-        </w:pBdr>
-        <w:shd w:val="clear" w:color="auto" w:fill="F2F2F2" w:themeFill="background1" w:themeFillShade="F2"/>
-        <w:spacing w:line="360" w:lineRule="auto"/>
-        <w:jc w:val="both"/>
-        <w:rPr>
-          <w:rFonts w:ascii="Georgia Pro" w:eastAsia="Georgia Pro" w:hAnsi="Georgia Pro" w:cs="Georgia Pro"/>
-          <w:color w:val="000000" w:themeColor="text1"/>
-        </w:rPr>
-      </w:pPr>
-      <w:r>
-        <w:rPr>
-          <w:rFonts w:ascii="Georgia Pro" w:eastAsia="Georgia Pro" w:hAnsi="Georgia Pro" w:cs="Georgia Pro"/>
-          <w:color w:val="000000" w:themeColor="text1"/>
-        </w:rPr>
-        <w:t>chmod 400 $KEY_FILE</w:t>
-      </w:r>
-    </w:p>
-    <w:p>
-      <w:pPr>
-        <w:pBdr>
-          <w:top w:val="single" w:sz="4" w:space="1" w:color="auto"/>
-          <w:left w:val="single" w:sz="4" w:space="4" w:color="auto"/>
-          <w:bottom w:val="single" w:sz="4" w:space="1" w:color="auto"/>
-          <w:right w:val="single" w:sz="4" w:space="4" w:color="auto"/>
-        </w:pBdr>
-        <w:shd w:val="clear" w:color="auto" w:fill="F2F2F2" w:themeFill="background1" w:themeFillShade="F2"/>
-        <w:spacing w:line="360" w:lineRule="auto"/>
-        <w:jc w:val="both"/>
-        <w:rPr>
-          <w:rFonts w:ascii="Georgia Pro" w:eastAsia="Georgia Pro" w:hAnsi="Georgia Pro" w:cs="Georgia Pro"/>
-          <w:color w:val="000000" w:themeColor="text1"/>
-        </w:rPr>
-      </w:pPr>
-    </w:p>
-    <w:p>
-      <w:pPr>
-        <w:pBdr>
-          <w:top w:val="single" w:sz="4" w:space="1" w:color="auto"/>
-          <w:left w:val="single" w:sz="4" w:space="4" w:color="auto"/>
-          <w:bottom w:val="single" w:sz="4" w:space="1" w:color="auto"/>
-          <w:right w:val="single" w:sz="4" w:space="4" w:color="auto"/>
-        </w:pBdr>
-        <w:shd w:val="clear" w:color="auto" w:fill="F2F2F2" w:themeFill="background1" w:themeFillShade="F2"/>
-        <w:spacing w:line="360" w:lineRule="auto"/>
-        <w:jc w:val="both"/>
-        <w:rPr>
-          <w:rFonts w:ascii="Georgia Pro" w:eastAsia="Georgia Pro" w:hAnsi="Georgia Pro" w:cs="Georgia Pro"/>
-          <w:color w:val="000000" w:themeColor="text1"/>
-        </w:rPr>
-      </w:pPr>
       <w:r>
         <w:rPr>
           <w:rFonts w:ascii="Georgia Pro" w:eastAsia="Georgia Pro" w:hAnsi="Georgia Pro" w:cs="Georgia Pro"/>
@@ -2809,143 +3073,6 @@
     </w:p>
     <w:p>
       <w:pPr>
-        <w:pBdr>
-          <w:top w:val="single" w:sz="4" w:space="1" w:color="auto"/>
-          <w:left w:val="single" w:sz="4" w:space="4" w:color="auto"/>
-          <w:bottom w:val="single" w:sz="4" w:space="1" w:color="auto"/>
-          <w:right w:val="single" w:sz="4" w:space="4" w:color="auto"/>
-        </w:pBdr>
-        <w:shd w:val="clear" w:color="auto" w:fill="F2F2F2" w:themeFill="background1" w:themeFillShade="F2"/>
-        <w:spacing w:line="360" w:lineRule="auto"/>
-        <w:jc w:val="both"/>
-        <w:rPr>
-          <w:rFonts w:ascii="Georgia Pro" w:eastAsia="Georgia Pro" w:hAnsi="Georgia Pro" w:cs="Georgia Pro"/>
-          <w:color w:val="000000" w:themeColor="text1"/>
-        </w:rPr>
-      </w:pPr>
-      <w:r>
-        <w:rPr>
-          <w:rFonts w:ascii="Georgia Pro" w:eastAsia="Georgia Pro" w:hAnsi="Georgia Pro" w:cs="Georgia Pro"/>
-          <w:color w:val="000000" w:themeColor="text1"/>
-        </w:rPr>
-        <w:t>echo " Deployment Complete!"</w:t>
-      </w:r>
-    </w:p>
-    <w:p>
-      <w:pPr>
-        <w:pBdr>
-          <w:top w:val="single" w:sz="4" w:space="1" w:color="auto"/>
-          <w:left w:val="single" w:sz="4" w:space="4" w:color="auto"/>
-          <w:bottom w:val="single" w:sz="4" w:space="1" w:color="auto"/>
-          <w:right w:val="single" w:sz="4" w:space="4" w:color="auto"/>
-        </w:pBdr>
-        <w:shd w:val="clear" w:color="auto" w:fill="F2F2F2" w:themeFill="background1" w:themeFillShade="F2"/>
-        <w:spacing w:line="360" w:lineRule="auto"/>
-        <w:jc w:val="both"/>
-        <w:rPr>
-          <w:rFonts w:ascii="Georgia Pro" w:eastAsia="Georgia Pro" w:hAnsi="Georgia Pro" w:cs="Georgia Pro"/>
-          <w:color w:val="000000" w:themeColor="text1"/>
-        </w:rPr>
-      </w:pPr>
-      <w:r>
-        <w:rPr>
-          <w:rFonts w:ascii="Georgia Pro" w:eastAsia="Georgia Pro" w:hAnsi="Georgia Pro" w:cs="Georgia Pro"/>
-          <w:color w:val="000000" w:themeColor="text1"/>
-        </w:rPr>
-        <w:t>echo "============================="</w:t>
-      </w:r>
-    </w:p>
-    <w:p>
-      <w:pPr>
-        <w:pBdr>
-          <w:top w:val="single" w:sz="4" w:space="1" w:color="auto"/>
-          <w:left w:val="single" w:sz="4" w:space="4" w:color="auto"/>
-          <w:bottom w:val="single" w:sz="4" w:space="1" w:color="auto"/>
-          <w:right w:val="single" w:sz="4" w:space="4" w:color="auto"/>
-        </w:pBdr>
-        <w:shd w:val="clear" w:color="auto" w:fill="F2F2F2" w:themeFill="background1" w:themeFillShade="F2"/>
-        <w:spacing w:line="360" w:lineRule="auto"/>
-        <w:jc w:val="both"/>
-        <w:rPr>
-          <w:rFonts w:ascii="Georgia Pro" w:eastAsia="Georgia Pro" w:hAnsi="Georgia Pro" w:cs="Georgia Pro"/>
-          <w:color w:val="000000" w:themeColor="text1"/>
-        </w:rPr>
-      </w:pPr>
-    </w:p>
-    <w:p>
-      <w:pPr>
-        <w:pBdr>
-          <w:top w:val="single" w:sz="4" w:space="1" w:color="auto"/>
-          <w:left w:val="single" w:sz="4" w:space="4" w:color="auto"/>
-          <w:bottom w:val="single" w:sz="4" w:space="1" w:color="auto"/>
-          <w:right w:val="single" w:sz="4" w:space="4" w:color="auto"/>
-        </w:pBdr>
-        <w:shd w:val="clear" w:color="auto" w:fill="F2F2F2" w:themeFill="background1" w:themeFillShade="F2"/>
-        <w:spacing w:line="360" w:lineRule="auto"/>
-        <w:jc w:val="both"/>
-        <w:rPr>
-          <w:rFonts w:ascii="Georgia Pro" w:eastAsia="Georgia Pro" w:hAnsi="Georgia Pro" w:cs="Georgia Pro"/>
-          <w:color w:val="000000" w:themeColor="text1"/>
-        </w:rPr>
-      </w:pPr>
-      <w:r>
-        <w:rPr>
-          <w:rFonts w:ascii="Georgia Pro" w:eastAsia="Georgia Pro" w:hAnsi="Georgia Pro" w:cs="Georgia Pro"/>
-          <w:color w:val="000000" w:themeColor="text1"/>
-        </w:rPr>
-        <w:t>echo " You can now connect via:"</w:t>
-      </w:r>
-    </w:p>
-    <w:p>
-      <w:pPr>
-        <w:pBdr>
-          <w:top w:val="single" w:sz="4" w:space="1" w:color="auto"/>
-          <w:left w:val="single" w:sz="4" w:space="4" w:color="auto"/>
-          <w:bottom w:val="single" w:sz="4" w:space="1" w:color="auto"/>
-          <w:right w:val="single" w:sz="4" w:space="4" w:color="auto"/>
-        </w:pBdr>
-        <w:shd w:val="clear" w:color="auto" w:fill="F2F2F2" w:themeFill="background1" w:themeFillShade="F2"/>
-        <w:spacing w:line="360" w:lineRule="auto"/>
-        <w:jc w:val="both"/>
-        <w:rPr>
-          <w:rFonts w:ascii="Georgia Pro" w:eastAsia="Georgia Pro" w:hAnsi="Georgia Pro" w:cs="Georgia Pro"/>
-          <w:color w:val="000000" w:themeColor="text1"/>
-        </w:rPr>
-      </w:pPr>
-      <w:r>
-        <w:rPr>
-          <w:rFonts w:ascii="Georgia Pro" w:eastAsia="Georgia Pro" w:hAnsi="Georgia Pro" w:cs="Georgia Pro"/>
-          <w:color w:val="000000" w:themeColor="text1"/>
-        </w:rPr>
-        <w:t>echo " ssh -i $KEY_FILE ubuntu@$PUBLIC_IP"</w:t>
-      </w:r>
-    </w:p>
-    <w:p>
-      <w:pPr>
-        <w:pBdr>
-          <w:top w:val="single" w:sz="4" w:space="1" w:color="auto"/>
-          <w:left w:val="single" w:sz="4" w:space="4" w:color="auto"/>
-          <w:bottom w:val="single" w:sz="4" w:space="1" w:color="auto"/>
-          <w:right w:val="single" w:sz="4" w:space="4" w:color="auto"/>
-        </w:pBdr>
-        <w:shd w:val="clear" w:color="auto" w:fill="F2F2F2" w:themeFill="background1" w:themeFillShade="F2"/>
-        <w:spacing w:line="360" w:lineRule="auto"/>
-        <w:jc w:val="both"/>
-        <w:rPr>
-          <w:rFonts w:ascii="Georgia Pro" w:eastAsia="Georgia Pro" w:hAnsi="Georgia Pro" w:cs="Georgia Pro"/>
-          <w:color w:val="000000" w:themeColor="text1"/>
-        </w:rPr>
-      </w:pPr>
-      <w:r>
-        <w:rPr>
-          <w:rFonts w:ascii="Georgia Pro" w:eastAsia="Georgia Pro" w:hAnsi="Georgia Pro" w:cs="Georgia Pro"/>
-          <w:color w:val="000000" w:themeColor="text1"/>
-        </w:rPr>
-        <w:t>echo "============================="</w:t>
-      </w:r>
-    </w:p>
-    <w:p>
-      <w:pPr>
         <w:spacing w:line="480" w:lineRule="auto"/>
         <w:jc w:val="both"/>
         <w:rPr>
@@ -2958,7 +3085,6 @@
           <w:rFonts w:ascii="Georgia Pro" w:eastAsia="Georgia Pro" w:hAnsi="Georgia Pro" w:cs="Georgia Pro"/>
           <w:color w:val="000000" w:themeColor="text1"/>
         </w:rPr>
-        <w:lastRenderedPageBreak/>
         <w:t>Save and exit.</w:t>
       </w:r>
     </w:p>
@@ -3174,7 +3300,7 @@
           <w:lang w:val="en-IN"/>
         </w:rPr>
         <w:drawing>
-          <wp:inline distT="0" distB="0" distL="0" distR="0" wp14:anchorId="299C201E" wp14:editId="4C02D3E6">
+          <wp:inline distT="0" distB="0" distL="0" distR="0" wp14:anchorId="299C201E" wp14:editId="5D1C74EC">
             <wp:extent cx="3905795" cy="2305372"/>
             <wp:effectExtent l="19050" t="19050" r="19050" b="19050"/>
             <wp:docPr id="1318126867" name="Picture 1" descr="A screenshot of a computer program&#10;&#10;AI-generated content may be incorrect."/>
